--- a/dpp-project/DPP数据建设_工具箱/15_交付物验收确认单.docx
+++ b/dpp-project/DPP数据建设_工具箱/15_交付物验收确认单.docx
@@ -1253,7 +1253,7 @@
                 <w:b/>
                 <w:sz w:val="20"/>
               </w:rPr>
-              <w:t>乙方（守信财税）</w:t>
+              <w:t>乙方（财税）</w:t>
             </w:r>
           </w:p>
         </w:tc>

--- a/dpp-project/DPP数据建设_工具箱/15_交付物验收确认单.docx
+++ b/dpp-project/DPP数据建设_工具箱/15_交付物验收确认单.docx
@@ -1253,7 +1253,7 @@
                 <w:b/>
                 <w:sz w:val="20"/>
               </w:rPr>
-              <w:t>乙方（财税）</w:t>
+              <w:t>乙方（）</w:t>
             </w:r>
           </w:p>
         </w:tc>
